--- a/ind/docx/44.content.docx
+++ b/ind/docx/44.content.docx
@@ -11,6 +11,15 @@
         <w:pStyle w:val="Heading2"/>
       </w:pPr>
       <w:r>
+        <w:t>Resource: Catatan Studi (Tyndale)</w:t>
+      </w:r>
+      <w:r/>
+    </w:p>
+    <w:p>
+      <w:pPr>
+        <w:pStyle w:val="Heading2"/>
+      </w:pPr>
+      <w:r>
         <w:t>License Information</w:t>
       </w:r>
       <w:r/>
@@ -21,7 +30,7 @@
         <w:rPr>
           <w:b/>
         </w:rPr>
-        <w:t>Study Notes (Tyndale)</w:t>
+        <w:t>Catatan Studi (Tyndale)</w:t>
       </w:r>
       <w:r>
         <w:t xml:space="preserve"> (Indonesian) is based on</w:t>
@@ -74,7 +83,7 @@
         <w:pStyle w:val="Heading1"/>
       </w:pPr>
       <w:r>
-        <w:t>Study Notes (Tyndale)</w:t>
+        <w:t>Catatan Studi (Tyndale)</w:t>
       </w:r>
     </w:p>
     <w:p>
@@ -83,6 +92,51 @@
           <w:headerReference w:type="even" r:id="rId8"/>
           <w:headerReference w:type="default" r:id="rId9"/>
           <w:footerReference w:type="default" r:id="rId10"/>
+          <w:footnotePr>
+            <w:numRestart w:val="eachSect"/>
+          </w:footnotePr>
+          <w:type w:val="continuous"/>
+          <w:pgSz w:w="12240" w:h="15840" w:code="1"/>
+          <w:pgMar w:top="1440" w:right="1440" w:bottom="1440" w:left="1440" w:header="504" w:footer="504" w:gutter="0"/>
+          <w:cols w:space="708"/>
+          <w:titlePg/>
+          <w:docGrid w:linePitch="360"/>
+        </w:sectPr>
+      </w:pPr>
+    </w:p>
+    <w:p>
+      <w:r/>
+    </w:p>
+    <w:p>
+      <w:pPr>
+        <w:pStyle w:val="Heading2"/>
+      </w:pPr>
+      <w:r>
+        <w:t>ACT</w:t>
+      </w:r>
+      <w:r/>
+    </w:p>
+    <w:p>
+      <w:r/>
+      <w:r>
+        <w:rPr>
+          <w:i/>
+        </w:rPr>
+        <w:t>Kisah Para Rasul 1:1–3, Kisah Para Rasul 1:3, Kisah Para Rasul 1:4, Kisah Para Rasul 1:5, Kisah Para Rasul 1:6–11, Kisah Para Rasul 1:8, Kisah Para Rasul 1:10, Kisah Para Rasul 1:11, Kisah Para Rasul 1:12, Acts 1:13, Acts 1:13–26, Kisah Para Rasul 1:14, Kisah Para Rasul 1:16–17, Kisah Para Rasul 1:18–19, Kisah Para Rasul 1:20–21, Kisah Para Rasul 1:21–22, Acts 1:23–26, Kisah Para Rasul 2:1–4, Kisah Para Rasul 2:4, Acts 2:5–11, Kisah Para Rasul 2:9–11, Kisah Para Rasul 2:10–11, Kisah Para Rasul 2:14–36, Acts 2:17–21, Kisah Para Rasul 2:23–28, Acts 2:27, Acts 2:32–36, Acts 2:34–35, Kisah Para Rasul 2:37–38, Kisah Para Rasul 2:42, Kisah Para Rasul 2:42–47, Kisah Para Rasul 3:1–11, Kisah Para Rasul 3:6, Kisah Para Rasul 3:10–11, Kisah Para Rasul 3:12–26, Kisah Para Rasul 3:15, Kisah Para Rasul 3:17, Kisah Para Rasul 3:19, Kisah Para Rasul 3:19–21, Kisah Para Rasul 3:22, Kisah Para Rasul 3:23, Kisah Para Rasul 3:25, Kisah Para Rasul 4:1, Kisah Para Rasul 4:1–22, Kisah Para Rasul 4:4, Kisah Para Rasul 4:13, Kisah Para Rasul 4:16–18, Kisah Para Rasul 4:19–20, Kisah Para Rasul 4:23–31, Kisah Para Rasul 4:25–26, Kisah Para Rasul 4:26, Kisah Para Rasul 4:28, Kisah Para Rasul 4:32–35, Kisah Para Rasul 4:36–37, Kisah Para Rasul 5:1–11, Kisah Para Rasul 5:3–4, Kisah Para Rasul 5:11, Kisah Para Rasul 5:12–16, Kisah Para Rasul 5:13, Kisah Para Rasul 5:17–40, Kisah Para Rasul 5:19–20, Kisah Para Rasul 5:29, Kisah Para Rasul 5:30–32, Kisah Para Rasul 5:33–40, Kisah Para Rasul 5:34, Acts 5:36–37, kisah Para Rasul 6:1, Kisah Para Rasul 6:2–6, Kisah Para Rasul 6:7, Kisah Para Rasul 6:8–15, Kisah Para Rasul 6:15, Kisah Para Rasul 7:1–53, Kisah Para Rasul 7:8, Kisah Para Rasul 7:14, Kisah Para Rasul 7:16, Kisah Para Rasul 7:37, Kisah Para Rasul 7:39–40, Kisah Para Rasul 7:42–43, Kisah Para Rasul 7:48–50, Kisah Para Rasul 7:51, Acts 7:55–56, Kisah Para Rasul 7:57, Kisah Para Rasul 7:58, Kisah Para Rasul 7:59–60, kisah Para Rasul 8:1–4, Kisah Para Rasul 8:7, Kisah Para Rasul 8:9–24, Kisah Para Rasul 8:14–17, Kisah Para Rasul 8:24, Kisah Para Rasul 8:26–40, Kisah Para Rasul 8:27, Kisah Para Rasul 8:29, Kisah Para Rasul 8:32–33, Kisah Para Rasul 8:39–40, Kisah Para Rasul 9:1–19, Kisah Para Rasul 9:2, Kisah Para Rasul 9:10, Kisah Para Rasul 9:15, Kisah Para Rasul 9:16, Kisah Para Rasul 9:17, Kisah Para Rasul 9:20–21, Kisah Para Rasul 9:22–25, Kisah Para Rasul 9:26–28, Kisah Para Rasul 9:29, Kisah Para Rasul 9:30, Kisah Para Rasul 9:31, Kisah Para Rasul 9:32–43, Kisah Para Rasul 9:43, Kisah Para Rasul 10:1–8, Kisah Para Rasul 10:2, Kisah Para Rasul 10:3, Kisah Para Rasul 10:9–16, Kisah Para Rasul 10:14, Kisah Para Rasul 10:17, Kisah Para Rasul 10:25–26, Kisah Para Rasul 10:34–35, Kisah Para Rasul 10:36–43, Kisah Para Rasul 10:43, Kisah Para Rasul 10:44–48, Kisah Para Rasul 10:48, Kisah Para Rasul 11:1–18, Kisah Para Rasul 11:4–17, Kisah Para Rasul 11:18, Kisah Para Rasul 11:19–26, Kisah Para Rasul 11:20, Kisah Para Rasul 11:21–24, Kisah Para Rasul 11:25–26, Kisah Para Rasul 11:26, Kisah Para Rasul 11:27–28, Kisah Para Rasul 11:28, Kisah Para Rasul 11:29–30, Kisah Para Rasul 11:30, Kisah Para Rasul 12:1–5, Kisah Para Rasul 12:4, Kisah Para Rasul 12:5, Kisah Para Rasul 12:6–19, Acts 12:7–11, Kisah Para Rasul 12:12, Kisah Para Rasul 12:13–17, Kisah Para Rasul 12:18–23, Kisah Para Rasul 12:24–25, Kisah Para Rasul 13:1, Kisah Para Rasul 13:1–3, Kisah Para Rasul 13:3, Kisah Para Rasul 13:4, Kisah Para Rasul 13:5, Kisah Para Rasul 13:6, Kisah Para Rasul 13:6–12, Kisah Para Rasul 13:7–8, Kisah Para Rasul 13:9, Kisah Para Rasul 13:10–11, Kisah Para Rasul 13:12, Kisah Para Rasul 13:13–14, Kisah Para Rasul 13:14, Kisah Para Rasul 13:15, Kisah Para Rasul 13:16–41, Kisah Para Rasul 13:17–22, Kisah Para Rasul 13:22, Kisah Para Rasul 13:23–25, Kisah Para Rasul 13:26–37, Kisah Para Rasul 13:31, Kisah Para Rasul 13:38–41, Kisah Para Rasul 13:39, Kisah Para Rasul 13:40–41, Kisah Para Rasul 13:42–43, Kisah Para Rasul 13:43, Kisah Para Rasul 13:44–49, Kisah Para Rasul 13:50–51, Kisah Para Rasul 13:52, Kisah Para Rasul 14:1, Kisah Para Rasul 14:2, Kisah Para Rasul 14:3, Kisah Para Rasul 14:4, Kisah Para Rasul 14:6, Kisah Para Rasul 14:8–20, Kisah Para Rasul 14:9, Kisah Para Rasul 14:11–13, Kisah Para Rasul 14:13–18, Kisah Para Rasul 14:19–20, Kisah Para Rasul 14:20, Kisah Para Rasul 14:22–23, Kisah Para Rasul 14:26–28, Kisah Para Rasul 15:1, Kisah Para Rasul 15:2–3, Kisah Para Rasul 15:4–21, Kisah Para Rasul 15:5, Kisah Para Rasul 15:7–11, Kisah Para Rasul 15:13–19, Kisah Para Rasul 15:14, Kisah Para Rasul 15:15–19, Kisah Para Rasul 15:20, Kisah Para Rasul 15:22–29, Kisah Para rasul 15:29, Kisah Para Rasul 15:30–31, Kisah Para Rasul 15:36–41, Kisah Para Rasul 15:40–41, Kisah Para Rasul 16:1–3, Kisah Para Rasul 16:3, Kisah Para Rasul 16:4–5, Kisah Para Rasul 16:6–10, Kisah Para Rasul 16:8, Acts 16:9–10, Kisah Para Rasul 16:10, Kisah Para Rasul 16:11, Kisah Para Rasul 16:12, Kisah Para Rasul 16:13, Kisah Para Rasul 16:13–36, Kisah Para Rasul 16:14–15, Kisah Para Rasul 16:16–18, Kisah Para Rasul 16:19–21, Kisah Para Rasul 16:22–24, Kisah Para Rasul 16:25, Kisah Para Rasul 16:26, Kisah Para Rasul 16:27, Kisah Para Rasul 16:27–36, Kisah Para Rasul 16:29–30, Kisah Para Rasul 16:31–34, Kisah Para Rasul 16:37–39, Kisah Para Rasul 16:40, Kisah Para Rasul 17:1–3, Kisah Para Rasul 17:1–9, Kisah Para Rasul 17:4, Kisah Para Rasul 17:5–7, Kisah Para Rasul 17:8–9, Kisah Para Rasul 17:10–12, Kisah Para Rasul 17:13–15, Kisah Para Rasul 17:16–17, Kisah Para Rasul 17:16–34, Kisah Para Rasul 17:18, Kisah Para Rasul 17:22–31, Kisah Para Rasul 17:30, Kisah Para Rasul 17:32, Kisah Para Rasul 17:34, Kisah Para Rasul 18:1, Kisah Para Rasul 18:1–17, Kisah Para Rasul 18:2–3, Kisah Para Rasul 18:4–6, Kisah Para Rasul 18:7, Kisah Para Rasul 18:9–10, Kisah Para Rasul 18:12–13, Kisah Para Rasul 18:14–17, Kisah Para Rasul 18:17, Kisah Para Rasul 18:18, Kisah Para Rasul 18:19–23, Kisah Para Rasul 18:21, Kisah Para Pasul 18:23, Kisah Para Rasul 18:23–19.41, Kisah Para Rasul 18:24–26, Kisah Para Rasul 19:1–7, Kisah Para Rasul 19:6, Kisah Para Rasul 19:10, Kisah Para Rasul 19:11–12, Kisah Para Rasul 19:13–16, Kisah Para Rasul 19:17–19, Kisah Para Rasul 19:20, Kisah Parah Rasul 19:21–22, Kisah Para Rasul 19:23, Kisah Para Rasul 19:23–41, Kisah Para Rasul 19:24, Kisah Para Rasul 19:24–34, Kisah Para Rasul 19:27, Kisah Para Rasul 19:29, Kisah Para Rasul 19:31, Kisah Para Rasul 19:35, Kisah Para Rasul 19:35–41, Kisah Para Rasul 20:1–2, Kisah Para Rasul 20:2–3, Kisah Para Rasul 20:4, Kisah Para Rasul 20:5–15, Kisah Para Rasul 20:7–12, Kisah Para Rasul 20:13–15, Kisah Para Rasul 20:16, Kisah Para Rasul 20:17, Kisah Para Rasul 20:18–38, Kisah Para Rasul 20:23, Kisah Para Rasul 20:26, Kisah Para Rasul 20:28, Kisah Para Rasul 20:29–30, Kisah Para Rasul 20:35, Kisah Para Rasul 20:38, Kisah Para Rasul 21:1, Acts 21:1–18, Kisah Para Rasul 21:2–3, Kisah Para Rasul 21:4–6, Kisah Para Rasul 21:7, Kisah Para Rasul 21:8, Kisah Para Rasul 21:9, Kisah Para Rasul 21:10, Acts 21:11–14, Kisah Para Rasul 21:18–19, Kisah Para Rasul 21:20–25, Kisah Para Rasul 21:26–36, Kisah Para Rasul 21:28–29, Kisah Para Rasul 21:30, Kisah Para Rasul 21:31, Kisah Para Rasul 21:34, Kisah Para Rasul 21:37–40, Kisah Para Rasul 22:1–21, Kisah Para Rasul 22:3, Kisah Para Rasul 22:12–16, Kisah Para Rasul 22:14, Kisah Para Rasul 22:16, Kisah Para Rasul 22:17–22, Kisah Para Rasul 22:23, Kisah Para Rasul 22:25–29, Kisah Para Rasul 22:28, Kisah Para Rasul 23:1, Kisah Para Rasul 23:2, Kisah Para Rasul 23:3, Acts 23:5, Kisah Para Rasul 23:6, Kisah Para Rasul 23:7–10, Kisah Para Rasul 23:11, Kisah Para Rasul 23:12–15, Kisah Para Rasul 23:16–22, Kisah Para Rasul 23:23–35, Kisah Para Rasul 23:24, Kisah Para Rasul 23:26–30, Kisah Para Rasul 23:31, Kisah Para Rasul 23:35, Kisah Para Rasul 24:1–4, Kisah Para Rasul 24:1–27, Kisah Para Rasul 24:5, Kisah Para Rasul 24:6, Kisah Para Rasul 24:10–21, Kisah Para Rasul 24:14, Kisah Para Rasul 24:15, Kisah Para Rasul 24:16, Acts 24:17, Kisah Para Rasul 24:22, Kisah Para Rasul 24:23, Kisah Para Rasul 24:24, Kisah Para Rasul 24:25, Kisah Para Rasul 24:26–27, Kisah Para Rasul 24:27–25.5, Kisah Para Rasul 25:7, Kisah Para Rasul 25:9, Kisah Para Rasul 25:10–11, Kisah Para Rasul 25:12, Kisah Para Rasul 25:13–22, Kisah Para Rasul 25:16, Kisah Para Rasul 25:17, Kisah Para Rasul 25:18–20, Kisah Para Rasul 25:23–27, Kisah Para Rasul 26:1–23, Kisah Para Rasul 26:12–18, Kisah Para Rasul 26:17–18, Kisah Para Rasul 26:22–23, Kisah Para Rasul 26:24, Kisah Para Kisah 26:26, Kisah Para Rasul 26:27–28, Acts 26:28, Kisah Para Rasul 26:29, Kisah Para Rasul 26:31, Kisah Para Rasul 26:32, Kisah Para Rasul 27:1, Acts 27:1–28.16, Kisah Para Rasul 27:2, Kisah Para Rasul 27:3, Kisah Para Rasul 27:4–6, Kisah Para Rasul 27:7, Kisah Para Rasul 27:8, Kisah Para Rasul 27:9, Kisah Para Rasul 27:10–11, Kisah Para Rasul 27:12, Kisah Para Rasul 27:14–16, Kisah Para Rasul 27:17, Kisah Para Rasul 27:18–20, Kisah Para Rasul 27:21–26, Kisah Para Rasul 27:27, Kisah Para Rasul 27:30–32, Kisah Para Rasul 27:33–35, Kisah Para Rasul 27:36–37, Acts 27:39–41, Kisah Para Rasul 27:42–44, Kisah Para Rasul 28:1, Kisah Para Rasul 28:3–6, Kisah Para Rasul 28:8–9, Kisah Para Rasul 28:10, Kisah Para Rasul 28:11, Kisah Para Rasul 28:11–16, Kisah Para Rasul 28:12, Kisah Para Rasul 28:13–14, Kisah Para Rasul 28:15, Acts 28:16, Kisah Para Rasul 28:17–20, Kisah Para Rasul 28:21–22, Kisah Para Rasul 28:23, Kisah Para Rasul 28:24, Kisah Para Rasul 28:25–28, Kisah Para Rasul 28:28, Kisah Para Rasul 28:31</w:t>
+      </w:r>
+      <w:r/>
+    </w:p>
+    <w:p>
+      <w:r/>
+      <w:r>
+        <w:t xml:space="preserve"> </w:t>
+      </w:r>
+      <w:r/>
+      <w:r/>
+    </w:p>
+    <w:p>
+      <w:pPr>
+        <w:sectPr>
           <w:footnotePr>
             <w:numRestart w:val="eachSect"/>
           </w:footnotePr>

--- a/ind/docx/44.content.docx
+++ b/ind/docx/44.content.docx
@@ -163,13 +163,6 @@
         <w:rPr>
           <w:lang w:val="id_ID" w:bidi="id_ID"/>
         </w:rPr>
-      </w:r>
-      <w:r>
-        <w:rPr>
-          <w:i/>
-          <w:lang w:val="id_ID" w:bidi="id_ID"/>
-        </w:rPr>
-        <w:t>Kisah Para Rasul 1:1–3, Kisah Para Rasul 1:3, Kisah Para Rasul 1:4, Kisah Para Rasul 1:5, Kisah Para Rasul 1:6–11, Kisah Para Rasul 1:8, Kisah Para Rasul 1:10, Kisah Para Rasul 1:11, Kisah Para Rasul 1:12, Acts 1:13, Acts 1:13–26, Kisah Para Rasul 1:14, Kisah Para Rasul 1:16–17, Kisah Para Rasul 1:18–19, Kisah Para Rasul 1:20–21, Kisah Para Rasul 1:21–22, Acts 1:23–26, Kisah Para Rasul 2:1–4, Kisah Para Rasul 2:4, Acts 2:5–11, Kisah Para Rasul 2:9–11, Kisah Para Rasul 2:10–11, Kisah Para Rasul 2:14–36, Acts 2:17–21, Kisah Para Rasul 2:23–28, Acts 2:27, Acts 2:32–36, Acts 2:34–35, Kisah Para Rasul 2:37–38, Kisah Para Rasul 2:42, Kisah Para Rasul 2:42–47, Kisah Para Rasul 3:1–11, Kisah Para Rasul 3:6, Kisah Para Rasul 3:10–11, Kisah Para Rasul 3:12–26, Kisah Para Rasul 3:15, Kisah Para Rasul 3:17, Kisah Para Rasul 3:19, Kisah Para Rasul 3:19–21, Kisah Para Rasul 3:22, Kisah Para Rasul 3:23, Kisah Para Rasul 3:25, Kisah Para Rasul 4:1, Kisah Para Rasul 4:1–22, Kisah Para Rasul 4:4, Kisah Para Rasul 4:13, Kisah Para Rasul 4:16–18, Kisah Para Rasul 4:19–20, Kisah Para Rasul 4:23–31, Kisah Para Rasul 4:25–26, Kisah Para Rasul 4:26, Kisah Para Rasul 4:28, Kisah Para Rasul 4:32–35, Kisah Para Rasul 4:36–37, Kisah Para Rasul 5:1–11, Kisah Para Rasul 5:3–4, Kisah Para Rasul 5:11, Kisah Para Rasul 5:12–16, Kisah Para Rasul 5:13, Kisah Para Rasul 5:17–40, Kisah Para Rasul 5:19–20, Kisah Para Rasul 5:29, Kisah Para Rasul 5:30–32, Kisah Para Rasul 5:33–40, Kisah Para Rasul 5:34, Acts 5:36–37, kisah Para Rasul 6:1, Kisah Para Rasul 6:2–6, Kisah Para Rasul 6:7, Kisah Para Rasul 6:8–15, Kisah Para Rasul 6:15, Kisah Para Rasul 7:1–53, Kisah Para Rasul 7:8, Kisah Para Rasul 7:14, Kisah Para Rasul 7:16, Kisah Para Rasul 7:37, Kisah Para Rasul 7:39–40, Kisah Para Rasul 7:42–43, Kisah Para Rasul 7:48–50, Kisah Para Rasul 7:51, Acts 7:55–56, Kisah Para Rasul 7:57, Kisah Para Rasul 7:58, Kisah Para Rasul 7:59–60, kisah Para Rasul 8:1–4, Kisah Para Rasul 8:7, Kisah Para Rasul 8:9–24, Kisah Para Rasul 8:14–17, Kisah Para Rasul 8:24, Kisah Para Rasul 8:26–40, Kisah Para Rasul 8:27, Kisah Para Rasul 8:29, Kisah Para Rasul 8:32–33, Kisah Para Rasul 8:39–40, Kisah Para Rasul 9:1–19, Kisah Para Rasul 9:2, Kisah Para Rasul 9:10, Kisah Para Rasul 9:15, Kisah Para Rasul 9:16, Kisah Para Rasul 9:17, Kisah Para Rasul 9:20–21, Kisah Para Rasul 9:22–25, Kisah Para Rasul 9:26–28, Kisah Para Rasul 9:29, Kisah Para Rasul 9:30, Kisah Para Rasul 9:31, Kisah Para Rasul 9:32–43, Kisah Para Rasul 9:43, Kisah Para Rasul 10:1–8, Kisah Para Rasul 10:2, Kisah Para Rasul 10:3, Kisah Para Rasul 10:9–16, Kisah Para Rasul 10:14, Kisah Para Rasul 10:17, Kisah Para Rasul 10:25–26, Kisah Para Rasul 10:34–35, Kisah Para Rasul 10:36–43, Kisah Para Rasul 10:43, Kisah Para Rasul 10:44–48, Kisah Para Rasul 10:48, Kisah Para Rasul 11:1–18, Kisah Para Rasul 11:4–17, Kisah Para Rasul 11:18, Kisah Para Rasul 11:19–26, Kisah Para Rasul 11:20, Kisah Para Rasul 11:21–24, Kisah Para Rasul 11:25–26, Kisah Para Rasul 11:26, Kisah Para Rasul 11:27–28, Kisah Para Rasul 11:28, Kisah Para Rasul 11:29–30, Kisah Para Rasul 11:30, Kisah Para Rasul 12:1–5, Kisah Para Rasul 12:4, Kisah Para Rasul 12:5, Kisah Para Rasul 12:6–19, Acts 12:7–11, Kisah Para Rasul 12:12, Kisah Para Rasul 12:13–17, Kisah Para Rasul 12:18–23, Kisah Para Rasul 12:24–25, Kisah Para Rasul 13:1, Kisah Para Rasul 13:1–3, Kisah Para Rasul 13:3, Kisah Para Rasul 13:4, Kisah Para Rasul 13:5, Kisah Para Rasul 13:6, Kisah Para Rasul 13:6–12, Kisah Para Rasul 13:7–8, Kisah Para Rasul 13:9, Kisah Para Rasul 13:10–11, Kisah Para Rasul 13:12, Kisah Para Rasul 13:13–14, Kisah Para Rasul 13:14, Kisah Para Rasul 13:15, Kisah Para Rasul 13:16–41, Kisah Para Rasul 13:17–22, Kisah Para Rasul 13:22, Kisah Para Rasul 13:23–25, Kisah Para Rasul 13:26–37, Kisah Para Rasul 13:31, Kisah Para Rasul 13:38–41, Kisah Para Rasul 13:39, Kisah Para Rasul 13:40–41, Kisah Para Rasul 13:42–43, Kisah Para Rasul 13:43, Kisah Para Rasul 13:44–49, Kisah Para Rasul 13:50–51, Kisah Para Rasul 13:52, Kisah Para Rasul 14:1, Kisah Para Rasul 14:2, Kisah Para Rasul 14:3, Kisah Para Rasul 14:4, Kisah Para Rasul 14:6, Kisah Para Rasul 14:8–20, Kisah Para Rasul 14:9, Kisah Para Rasul 14:11–13, Kisah Para Rasul 14:13–18, Kisah Para Rasul 14:19–20, Kisah Para Rasul 14:20, Kisah Para Rasul 14:22–23, Kisah Para Rasul 14:26–28, Kisah Para Rasul 15:1, Kisah Para Rasul 15:2–3, Kisah Para Rasul 15:4–21, Kisah Para Rasul 15:5, Kisah Para Rasul 15:7–11, Kisah Para Rasul 15:13–19, Kisah Para Rasul 15:14, Kisah Para Rasul 15:15–19, Kisah Para Rasul 15:20, Kisah Para Rasul 15:22–29, Kisah Para rasul 15:29, Kisah Para Rasul 15:30–31, Kisah Para Rasul 15:36–41, Kisah Para Rasul 15:40–41, Kisah Para Rasul 16:1–3, Kisah Para Rasul 16:3, Kisah Para Rasul 16:4–5, Kisah Para Rasul 16:6–10, Kisah Para Rasul 16:8, Acts 16:9–10, Kisah Para Rasul 16:10, Kisah Para Rasul 16:11, Kisah Para Rasul 16:12, Kisah Para Rasul 16:13, Kisah Para Rasul 16:13–36, Kisah Para Rasul 16:14–15, Kisah Para Rasul 16:16–18, Kisah Para Rasul 16:19–21, Kisah Para Rasul 16:22–24, Kisah Para Rasul 16:25, Kisah Para Rasul 16:26, Kisah Para Rasul 16:27, Kisah Para Rasul 16:27–36, Kisah Para Rasul 16:29–30, Kisah Para Rasul 16:31–34, Kisah Para Rasul 16:37–39, Kisah Para Rasul 16:40, Kisah Para Rasul 17:1–3, Kisah Para Rasul 17:1–9, Kisah Para Rasul 17:4, Kisah Para Rasul 17:5–7, Kisah Para Rasul 17:8–9, Kisah Para Rasul 17:10–12, Kisah Para Rasul 17:13–15, Kisah Para Rasul 17:16–17, Kisah Para Rasul 17:16–34, Kisah Para Rasul 17:18, Kisah Para Rasul 17:22–31, Kisah Para Rasul 17:30, Kisah Para Rasul 17:32, Kisah Para Rasul 17:34, Kisah Para Rasul 18:1, Kisah Para Rasul 18:1–17, Kisah Para Rasul 18:2–3, Kisah Para Rasul 18:4–6, Kisah Para Rasul 18:7, Kisah Para Rasul 18:9–10, Kisah Para Rasul 18:12–13, Kisah Para Rasul 18:14–17, Kisah Para Rasul 18:17, Kisah Para Rasul 18:18, Kisah Para Rasul 18:19–23, Kisah Para Rasul 18:21, Kisah Para Pasul 18:23, Kisah Para Rasul 18:23–19.41, Kisah Para Rasul 18:24–26, Kisah Para Rasul 19:1–7, Kisah Para Rasul 19:6, Kisah Para Rasul 19:10, Kisah Para Rasul 19:11–12, Kisah Para Rasul 19:13–16, Kisah Para Rasul 19:17–19, Kisah Para Rasul 19:20, Kisah Parah Rasul 19:21–22, Kisah Para Rasul 19:23, Kisah Para Rasul 19:23–41, Kisah Para Rasul 19:24, Kisah Para Rasul 19:24–34, Kisah Para Rasul 19:27, Kisah Para Rasul 19:29, Kisah Para Rasul 19:31, Kisah Para Rasul 19:35, Kisah Para Rasul 19:35–41, Kisah Para Rasul 20:1–2, Kisah Para Rasul 20:2–3, Kisah Para Rasul 20:4, Kisah Para Rasul 20:5–15, Kisah Para Rasul 20:7–12, Kisah Para Rasul 20:13–15, Kisah Para Rasul 20:16, Kisah Para Rasul 20:17, Kisah Para Rasul 20:18–38, Kisah Para Rasul 20:23, Kisah Para Rasul 20:26, Kisah Para Rasul 20:28, Kisah Para Rasul 20:29–30, Kisah Para Rasul 20:35, Kisah Para Rasul 20:38, Kisah Para Rasul 21:1, Acts 21:1–18, Kisah Para Rasul 21:2–3, Kisah Para Rasul 21:4–6, Kisah Para Rasul 21:7, Kisah Para Rasul 21:8, Kisah Para Rasul 21:9, Kisah Para Rasul 21:10, Acts 21:11–14, Kisah Para Rasul 21:18–19, Kisah Para Rasul 21:20–25, Kisah Para Rasul 21:26–36, Kisah Para Rasul 21:28–29, Kisah Para Rasul 21:30, Kisah Para Rasul 21:31, Kisah Para Rasul 21:34, Kisah Para Rasul 21:37–40, Kisah Para Rasul 22:1–21, Kisah Para Rasul 22:3, Kisah Para Rasul 22:12–16, Kisah Para Rasul 22:14, Kisah Para Rasul 22:16, Kisah Para Rasul 22:17–22, Kisah Para Rasul 22:23, Kisah Para Rasul 22:25–29, Kisah Para Rasul 22:28, Kisah Para Rasul 23:1, Kisah Para Rasul 23:2, Kisah Para Rasul 23:3, Acts 23:5, Kisah Para Rasul 23:6, Kisah Para Rasul 23:7–10, Kisah Para Rasul 23:11, Kisah Para Rasul 23:12–15, Kisah Para Rasul 23:16–22, Kisah Para Rasul 23:23–35, Kisah Para Rasul 23:24, Kisah Para Rasul 23:26–30, Kisah Para Rasul 23:31, Kisah Para Rasul 23:35, Kisah Para Rasul 24:1–4, Kisah Para Rasul 24:1–27, Kisah Para Rasul 24:5, Kisah Para Rasul 24:6, Kisah Para Rasul 24:10–21, Kisah Para Rasul 24:14, Kisah Para Rasul 24:15, Kisah Para Rasul 24:16, Acts 24:17, Kisah Para Rasul 24:22, Kisah Para Rasul 24:23, Kisah Para Rasul 24:24, Kisah Para Rasul 24:25, Kisah Para Rasul 24:26–27, Kisah Para Rasul 24:27–25.5, Kisah Para Rasul 25:7, Kisah Para Rasul 25:9, Kisah Para Rasul 25:10–11, Kisah Para Rasul 25:12, Kisah Para Rasul 25:13–22, Kisah Para Rasul 25:16, Kisah Para Rasul 25:17, Kisah Para Rasul 25:18–20, Kisah Para Rasul 25:23–27, Kisah Para Rasul 26:1–23, Kisah Para Rasul 26:12–18, Kisah Para Rasul 26:17–18, Kisah Para Rasul 26:22–23, Kisah Para Rasul 26:24, Kisah Para Kisah 26:26, Kisah Para Rasul 26:27–28, Acts 26:28, Kisah Para Rasul 26:29, Kisah Para Rasul 26:31, Kisah Para Rasul 26:32, Kisah Para Rasul 27:1, Acts 27:1–28.16, Kisah Para Rasul 27:2, Kisah Para Rasul 27:3, Kisah Para Rasul 27:4–6, Kisah Para Rasul 27:7, Kisah Para Rasul 27:8, Kisah Para Rasul 27:9, Kisah Para Rasul 27:10–11, Kisah Para Rasul 27:12, Kisah Para Rasul 27:14–16, Kisah Para Rasul 27:17, Kisah Para Rasul 27:18–20, Kisah Para Rasul 27:21–26, Kisah Para Rasul 27:27, Kisah Para Rasul 27:30–32, Kisah Para Rasul 27:33–35, Kisah Para Rasul 27:36–37, Acts 27:39–41, Kisah Para Rasul 27:42–44, Kisah Para Rasul 28:1, Kisah Para Rasul 28:3–6, Kisah Para Rasul 28:8–9, Kisah Para Rasul 28:10, Kisah Para Rasul 28:11, Kisah Para Rasul 28:11–16, Kisah Para Rasul 28:12, Kisah Para Rasul 28:13–14, Kisah Para Rasul 28:15, Acts 28:16, Kisah Para Rasul 28:17–20, Kisah Para Rasul 28:21–22, Kisah Para Rasul 28:23, Kisah Para Rasul 28:24, Kisah Para Rasul 28:25–28, Kisah Para Rasul 28:28, Kisah Para Rasul 28:31</w:t>
       </w:r>
       <w:r>
         <w:rPr>

--- a/ind/docx/44.content.docx
+++ b/ind/docx/44.content.docx
@@ -19,7 +19,7 @@
         <w:rPr>
           <w:lang w:val="id_ID" w:bidi="id_ID"/>
         </w:rPr>
-        <w:t>Resource: Catatan Studi (Tyndale)</w:t>
+        <w:t>Resource: Tyndale Open Study Notes</w:t>
       </w:r>
       <w:r>
         <w:rPr>
@@ -112,7 +112,7 @@
         <w:rPr>
           <w:lang w:val="id_ID" w:bidi="id_ID"/>
         </w:rPr>
-        <w:t>Catatan Studi (Tyndale)</w:t>
+        <w:t>Tyndale Open Study Notes</w:t>
       </w:r>
     </w:p>
     <w:p>

--- a/ind/docx/44.content.docx
+++ b/ind/docx/44.content.docx
@@ -19,7 +19,7 @@
         <w:rPr>
           <w:lang w:val="id_ID" w:bidi="id_ID"/>
         </w:rPr>
-        <w:t>Resource: Tyndale Open Study Notes</w:t>
+        <w:t>Resource: Aquifer Open Study Notes</w:t>
       </w:r>
       <w:r>
         <w:rPr>
@@ -112,7 +112,7 @@
         <w:rPr>
           <w:lang w:val="id_ID" w:bidi="id_ID"/>
         </w:rPr>
-        <w:t>Tyndale Open Study Notes</w:t>
+        <w:t>Aquifer Open Study Notes</w:t>
       </w:r>
     </w:p>
     <w:p>
